--- a/A. Usaha Pengembangan Madrasah/1.6 Sistem Informasi Madrasah/1.6.1 TIK dalam manajemen/1.6.1.1-Fasilitas_Teknologi_dan_Informasi.docx
+++ b/A. Usaha Pengembangan Madrasah/1.6 Sistem Informasi Madrasah/1.6.1 TIK dalam manajemen/1.6.1.1-Fasilitas_Teknologi_dan_Informasi.docx
@@ -2,15 +2,6 @@
 <file path=word/document.xml><?xml version="1.0" encoding="utf-8"?>
 <w:document xmlns:w="http://schemas.openxmlformats.org/wordprocessingml/2006/main" xmlns:m="http://schemas.openxmlformats.org/officeDocument/2006/math" xmlns:r="http://schemas.openxmlformats.org/officeDocument/2006/relationships" xmlns:o="urn:schemas-microsoft-com:office:office" xmlns:v="urn:schemas-microsoft-com:vml" xmlns:w10="urn:schemas-microsoft-com:office:word" xmlns:a="http://schemas.openxmlformats.org/drawingml/2006/main" xmlns:pic="http://schemas.openxmlformats.org/drawingml/2006/picture" xmlns:wp="http://schemas.openxmlformats.org/drawingml/2006/wordprocessingDrawing">
   <w:body>
-    <w:bookmarkStart w:id="23" w:name="fasilitas-teknologi-dan-informasi"/>
-    <w:p>
-      <w:pPr>
-        <w:pStyle w:val="Heading1"/>
-      </w:pPr>
-      <w:r>
-        <w:t xml:space="preserve">1.6.1.1 Fasilitas Teknologi dan Informasi</w:t>
-      </w:r>
-    </w:p>
     <w:bookmarkStart w:id="20" w:name="pendahuluan"/>
     <w:p>
       <w:pPr>
@@ -31,37 +22,37 @@
         <w:t xml:space="preserve"> </w:t>
       </w:r>
       <w:r>
-        <w:t xml:space="preserve">program dan pengambilan keputusan, Kepala Madrasah Tsanawiyah Negeri 1</w:t>
+        <w:t xml:space="preserve">program dan pengambilan keputusan, Kepala Madrasah dituntut mampu</w:t>
       </w:r>
       <w:r>
         <w:t xml:space="preserve"> </w:t>
       </w:r>
       <w:r>
-        <w:t xml:space="preserve">Pandeglang dituntut mampu memanfaatkan teknologi informasi dan komunikasi</w:t>
+        <w:t xml:space="preserve">memanfaatkan teknologi informasi dan komunikasi (TIK) dalam manajemen</w:t>
       </w:r>
       <w:r>
         <w:t xml:space="preserve"> </w:t>
       </w:r>
       <w:r>
-        <w:t xml:space="preserve">(TIK) dalam manajemen madrasah secara optimal. Ketersediaan fasilitas</w:t>
+        <w:t xml:space="preserve">madrasah secara optimal. Ketersediaan fasilitas teknologi dan informasi</w:t>
       </w:r>
       <w:r>
         <w:t xml:space="preserve"> </w:t>
       </w:r>
       <w:r>
-        <w:t xml:space="preserve">teknologi dan informasi yang memadai merupakan prasyarat utama agar</w:t>
+        <w:t xml:space="preserve">yang memadai merupakan prasyarat utama agar proses pengelolaan data,</w:t>
       </w:r>
       <w:r>
         <w:t xml:space="preserve"> </w:t>
       </w:r>
       <w:r>
-        <w:t xml:space="preserve">proses pengelolaan data, administrasi, dan pengambilan keputusan</w:t>
+        <w:t xml:space="preserve">administrasi, dan pengambilan keputusan manajerial dapat berjalan secara</w:t>
       </w:r>
       <w:r>
         <w:t xml:space="preserve"> </w:t>
       </w:r>
       <w:r>
-        <w:t xml:space="preserve">manajerial dapat berjalan secara efektif, efisien, dan akuntabel.</w:t>
+        <w:t xml:space="preserve">efektif, efisien, dan akuntabel.</w:t>
       </w:r>
     </w:p>
     <w:p>
@@ -75,19 +66,13 @@
         <w:t xml:space="preserve"> </w:t>
       </w:r>
       <w:r>
-        <w:t xml:space="preserve">fasilitas teknologi dan informasi (perangkat keras, jaringan, dan sumber</w:t>
+        <w:t xml:space="preserve">fasilitas teknologi dan informasi yang dimiliki dan dikelola oleh madrasah</w:t>
       </w:r>
       <w:r>
         <w:t xml:space="preserve"> </w:t>
       </w:r>
       <w:r>
-        <w:t xml:space="preserve">daya pendukung lainnya) yang dimiliki dan dikelola oleh madrasah pada</w:t>
-      </w:r>
-      <w:r>
-        <w:t xml:space="preserve"> </w:t>
-      </w:r>
-      <w:r>
-        <w:t xml:space="preserve">periode penilaian Tahun Pelajaran 2025/2026 - 2026/2027.</w:t>
+        <w:t xml:space="preserve">pada periode penilaian Tahun Pelajaran 2025/2026 - 2026/2027.</w:t>
       </w:r>
     </w:p>
     <w:bookmarkEnd w:id="20"/>
@@ -181,7 +166,7 @@
         </w:numPr>
       </w:pPr>
       <w:r>
-        <w:t xml:space="preserve">Jaringan internet: Penyedia [Telkom/Biznet], kapasitas 300 Mbps</w:t>
+        <w:t xml:space="preserve">Jaringan internet: Penyedia Telkom/Biznet, kapasitas 300 Mbps</w:t>
       </w:r>
     </w:p>
     <w:p>
@@ -209,13 +194,13 @@
       </w:r>
     </w:p>
     <w:bookmarkEnd w:id="21"/>
-    <w:bookmarkStart w:id="22" w:name="lampiran-yang-wajib-disertakan"/>
+    <w:bookmarkStart w:id="22" w:name="lampiran-yang-disertakan"/>
     <w:p>
       <w:pPr>
         <w:pStyle w:val="Heading2"/>
       </w:pPr>
       <w:r>
-        <w:t xml:space="preserve">LAMPIRAN YANG WAJIB DISERTAKAN</w:t>
+        <w:t xml:space="preserve">LAMPIRAN YANG DISERTAKAN</w:t>
       </w:r>
     </w:p>
     <w:p>
@@ -259,6 +244,12 @@
         <w:pStyle w:val="FirstParagraph"/>
       </w:pPr>
       <w:r>
+        <w:t xml:space="preserve">Pandeglang, 25 Agustus 2026</w:t>
+      </w:r>
+      <w:r>
+        <w:t xml:space="preserve"> </w:t>
+      </w:r>
+      <w:r>
         <w:t xml:space="preserve">Disahkan oleh,</w:t>
       </w:r>
       <w:r>
@@ -283,7 +274,6 @@
       </w:r>
     </w:p>
     <w:bookmarkEnd w:id="22"/>
-    <w:bookmarkEnd w:id="23"/>
     <w:sectPr/>
   </w:body>
 </w:document>
